--- a/Курс 3/Математические основы ИИ/Лабораторные/04. Модели классификации/Отчёт4.docx
+++ b/Курс 3/Математические основы ИИ/Лабораторные/04. Модели классификации/Отчёт4.docx
@@ -49,7 +49,7 @@
     <w:p>
       <w:pPr>
         <w:rPr>
-          <w:lang w:val="ru-RU"/>
+          <w:lang w:val="en-US"/>
         </w:rPr>
       </w:pPr>
     </w:p>
@@ -368,7 +368,7 @@
     <w:p>
       <w:pPr>
         <w:rPr>
-          <w:lang w:val="ru-RU"/>
+          <w:lang w:val="en-US"/>
         </w:rPr>
       </w:pPr>
       <w:r>
@@ -470,8 +470,8 @@
         </w:rPr>
         <w:drawing>
           <wp:inline distT="0" distB="0" distL="0" distR="0">
-            <wp:extent cx="2884312" cy="2935063"/>
-            <wp:effectExtent l="0" t="0" r="0" b="0"/>
+            <wp:extent cx="2636898" cy="2927927"/>
+            <wp:effectExtent l="0" t="0" r="5080" b="6350"/>
             <wp:docPr id="1627622632" name="Рисунок 1"/>
             <wp:cNvGraphicFramePr>
               <a:graphicFrameLocks xmlns:a="http://schemas.openxmlformats.org/drawingml/2006/main" noChangeAspect="1"/>
@@ -480,405 +480,7 @@
               <a:graphicData uri="http://schemas.openxmlformats.org/drawingml/2006/picture">
                 <pic:pic xmlns:pic="http://schemas.openxmlformats.org/drawingml/2006/picture">
                   <pic:nvPicPr>
-                    <pic:cNvPr id="1627622632" name="Рисунок 1627622632"/>
-                    <pic:cNvPicPr/>
-                  </pic:nvPicPr>
-                  <pic:blipFill>
-                    <a:blip r:embed="rId6">
-                      <a:extLst>
-                        <a:ext uri="{28A0092B-C50C-407E-A947-70E740481C1C}">
-                          <a14:useLocalDpi xmlns:a14="http://schemas.microsoft.com/office/drawing/2010/main" val="0"/>
-                        </a:ext>
-                      </a:extLst>
-                    </a:blip>
-                    <a:stretch>
-                      <a:fillRect/>
-                    </a:stretch>
-                  </pic:blipFill>
-                  <pic:spPr>
-                    <a:xfrm>
-                      <a:off x="0" y="0"/>
-                      <a:ext cx="2933386" cy="2985001"/>
-                    </a:xfrm>
-                    <a:prstGeom prst="rect">
-                      <a:avLst/>
-                    </a:prstGeom>
-                  </pic:spPr>
-                </pic:pic>
-              </a:graphicData>
-            </a:graphic>
-          </wp:inline>
-        </w:drawing>
-      </w:r>
-    </w:p>
-    <w:p>
-      <w:pPr>
-        <w:pStyle w:val="ae"/>
-        <w:rPr>
-          <w:lang w:val="ru-RU"/>
-        </w:rPr>
-      </w:pPr>
-      <w:r>
-        <w:t xml:space="preserve">Рис. </w:t>
-      </w:r>
-      <w:fldSimple w:instr=" SEQ Рис. \* ARABIC ">
-        <w:r>
-          <w:rPr>
-            <w:noProof/>
-          </w:rPr>
-          <w:t>1</w:t>
-        </w:r>
-      </w:fldSimple>
-      <w:r>
-        <w:rPr>
-          <w:lang w:val="ru-RU"/>
-        </w:rPr>
-        <w:t>. Определение признаков</w:t>
-      </w:r>
-    </w:p>
-    <w:p>
-      <w:pPr>
-        <w:rPr>
-          <w:lang w:val="ru-RU"/>
-        </w:rPr>
-      </w:pPr>
-      <w:r>
-        <w:rPr>
-          <w:lang w:val="ru-RU"/>
-        </w:rPr>
-        <w:t xml:space="preserve">Каждому ученику была определена возможность попадания в ту или иную группу. Для этого был создан виджет </w:t>
-      </w:r>
-      <w:r>
-        <w:rPr>
-          <w:lang w:val="en-US"/>
-        </w:rPr>
-        <w:t>Formula</w:t>
-      </w:r>
-      <w:r>
-        <w:rPr>
-          <w:lang w:val="ru-RU"/>
-        </w:rPr>
-        <w:t xml:space="preserve"> (рис. 2)</w:t>
-      </w:r>
-      <w:r>
-        <w:rPr>
-          <w:lang w:val="ru-RU"/>
-        </w:rPr>
-        <w:t>, который на выходе добавляет к данным новый столбец исходя из заданного условия.</w:t>
-      </w:r>
-    </w:p>
-    <w:p>
-      <w:pPr>
-        <w:rPr>
-          <w:lang w:val="ru-RU"/>
-        </w:rPr>
-      </w:pPr>
-    </w:p>
-    <w:p>
-      <w:pPr>
-        <w:keepNext/>
-        <w:jc w:val="center"/>
-      </w:pPr>
-      <w:r>
-        <w:rPr>
-          <w:noProof/>
-          <w:lang w:val="ru-RU"/>
-        </w:rPr>
-        <w:drawing>
-          <wp:inline distT="0" distB="0" distL="0" distR="0">
-            <wp:extent cx="2082800" cy="1473200"/>
-            <wp:effectExtent l="0" t="0" r="0" b="0"/>
-            <wp:docPr id="9802502" name="Рисунок 2"/>
-            <wp:cNvGraphicFramePr>
-              <a:graphicFrameLocks xmlns:a="http://schemas.openxmlformats.org/drawingml/2006/main" noChangeAspect="1"/>
-            </wp:cNvGraphicFramePr>
-            <a:graphic xmlns:a="http://schemas.openxmlformats.org/drawingml/2006/main">
-              <a:graphicData uri="http://schemas.openxmlformats.org/drawingml/2006/picture">
-                <pic:pic xmlns:pic="http://schemas.openxmlformats.org/drawingml/2006/picture">
-                  <pic:nvPicPr>
-                    <pic:cNvPr id="9802502" name="Рисунок 9802502"/>
-                    <pic:cNvPicPr/>
-                  </pic:nvPicPr>
-                  <pic:blipFill>
-                    <a:blip r:embed="rId7">
-                      <a:extLst>
-                        <a:ext uri="{28A0092B-C50C-407E-A947-70E740481C1C}">
-                          <a14:useLocalDpi xmlns:a14="http://schemas.microsoft.com/office/drawing/2010/main" val="0"/>
-                        </a:ext>
-                      </a:extLst>
-                    </a:blip>
-                    <a:stretch>
-                      <a:fillRect/>
-                    </a:stretch>
-                  </pic:blipFill>
-                  <pic:spPr>
-                    <a:xfrm>
-                      <a:off x="0" y="0"/>
-                      <a:ext cx="2082800" cy="1473200"/>
-                    </a:xfrm>
-                    <a:prstGeom prst="rect">
-                      <a:avLst/>
-                    </a:prstGeom>
-                  </pic:spPr>
-                </pic:pic>
-              </a:graphicData>
-            </a:graphic>
-          </wp:inline>
-        </w:drawing>
-      </w:r>
-    </w:p>
-    <w:p>
-      <w:pPr>
-        <w:pStyle w:val="ae"/>
-        <w:rPr>
-          <w:lang w:val="ru-RU"/>
-        </w:rPr>
-      </w:pPr>
-      <w:r>
-        <w:t xml:space="preserve">Рис. </w:t>
-      </w:r>
-      <w:fldSimple w:instr=" SEQ Рис. \* ARABIC ">
-        <w:r>
-          <w:rPr>
-            <w:noProof/>
-          </w:rPr>
-          <w:t>2</w:t>
-        </w:r>
-      </w:fldSimple>
-      <w:r>
-        <w:rPr>
-          <w:lang w:val="ru-RU"/>
-        </w:rPr>
-        <w:t xml:space="preserve">. Виджет </w:t>
-      </w:r>
-      <w:r>
-        <w:rPr>
-          <w:lang w:val="en-US"/>
-        </w:rPr>
-        <w:t>Formula</w:t>
-      </w:r>
-    </w:p>
-    <w:p>
-      <w:pPr>
-        <w:jc w:val="left"/>
-        <w:rPr>
-          <w:lang w:val="ru-RU"/>
-        </w:rPr>
-      </w:pPr>
-      <w:r>
-        <w:rPr>
-          <w:lang w:val="ru-RU"/>
-        </w:rPr>
-        <w:lastRenderedPageBreak/>
-        <w:t>В значениях были указаны следующие эквиваленты:</w:t>
-      </w:r>
-    </w:p>
-    <w:p>
-      <w:pPr>
-        <w:pStyle w:val="a7"/>
-        <w:numPr>
-          <w:ilvl w:val="0"/>
-          <w:numId w:val="4"/>
-        </w:numPr>
-        <w:jc w:val="left"/>
-        <w:rPr>
-          <w:lang w:val="ru-RU"/>
-        </w:rPr>
-      </w:pPr>
-      <w:r>
-        <w:rPr>
-          <w:lang w:val="ru-RU"/>
-        </w:rPr>
-        <w:t>1 – ученик рискует успехами в школе</w:t>
-      </w:r>
-    </w:p>
-    <w:p>
-      <w:pPr>
-        <w:pStyle w:val="a7"/>
-        <w:numPr>
-          <w:ilvl w:val="0"/>
-          <w:numId w:val="4"/>
-        </w:numPr>
-        <w:jc w:val="left"/>
-        <w:rPr>
-          <w:lang w:val="ru-RU"/>
-        </w:rPr>
-      </w:pPr>
-      <w:r>
-        <w:rPr>
-          <w:lang w:val="ru-RU"/>
-        </w:rPr>
-        <w:t>0 – ученик не рискует успехами в школе</w:t>
-      </w:r>
-    </w:p>
-    <w:p>
-      <w:pPr>
-        <w:rPr>
-          <w:lang w:val="ru-RU"/>
-        </w:rPr>
-      </w:pPr>
-      <w:r>
-        <w:rPr>
-          <w:lang w:val="ru-RU"/>
-        </w:rPr>
-        <w:t>В качестве условия было вписано следующее выражение:</w:t>
-      </w:r>
-    </w:p>
-    <w:p>
-      <w:pPr>
-        <w:jc w:val="center"/>
-        <w:rPr>
-          <w:rFonts w:ascii="Menlo" w:hAnsi="Menlo" w:cs="Menlo"/>
-          <w:sz w:val="22"/>
-          <w:szCs w:val="22"/>
-          <w:lang w:val="en-US"/>
-        </w:rPr>
-      </w:pPr>
-      <w:r>
-        <w:rPr>
-          <w:rFonts w:ascii="Menlo" w:hAnsi="Menlo" w:cs="Menlo"/>
-          <w:sz w:val="22"/>
-          <w:szCs w:val="22"/>
-          <w:lang w:val="en-US"/>
-        </w:rPr>
-        <w:t xml:space="preserve">1 if Grade &lt; 60 and </w:t>
-      </w:r>
-      <w:proofErr w:type="spellStart"/>
-      <w:r>
-        <w:rPr>
-          <w:rFonts w:ascii="Menlo" w:hAnsi="Menlo" w:cs="Menlo"/>
-          <w:sz w:val="22"/>
-          <w:szCs w:val="22"/>
-          <w:lang w:val="en-US"/>
-        </w:rPr>
-        <w:t>Playing_Hours</w:t>
-      </w:r>
-      <w:proofErr w:type="spellEnd"/>
-      <w:r>
-        <w:rPr>
-          <w:rFonts w:ascii="Menlo" w:hAnsi="Menlo" w:cs="Menlo"/>
-          <w:sz w:val="22"/>
-          <w:szCs w:val="22"/>
-          <w:lang w:val="en-US"/>
-        </w:rPr>
-        <w:t xml:space="preserve"> &gt; 2 else 0</w:t>
-      </w:r>
-    </w:p>
-    <w:p>
-      <w:pPr>
-        <w:rPr>
-          <w:lang w:val="ru-RU"/>
-        </w:rPr>
-      </w:pPr>
-      <w:r>
-        <w:rPr>
-          <w:lang w:val="ru-RU"/>
-        </w:rPr>
-        <w:t xml:space="preserve">Оно </w:t>
-      </w:r>
-      <w:r>
-        <w:rPr>
-          <w:lang w:val="ru-RU"/>
-        </w:rPr>
-        <w:t>в точности описывает условия классификации: ученик рискует если его оценка ниже 60 И он тратит на игры более 2-х часов.</w:t>
-      </w:r>
-    </w:p>
-    <w:p>
-      <w:pPr>
-        <w:rPr>
-          <w:lang w:val="ru-RU"/>
-        </w:rPr>
-      </w:pPr>
-      <w:r>
-        <w:rPr>
-          <w:lang w:val="ru-RU"/>
-        </w:rPr>
-        <w:t xml:space="preserve">Затем полученный столбец был выбран в качестве целевого для работы алгоритмов классификации. Для этого в виджете </w:t>
-      </w:r>
-      <w:r>
-        <w:rPr>
-          <w:lang w:val="en-US"/>
-        </w:rPr>
-        <w:t>Select</w:t>
-      </w:r>
-      <w:r>
-        <w:rPr>
-          <w:lang w:val="ru-RU"/>
-        </w:rPr>
-        <w:t xml:space="preserve"> </w:t>
-      </w:r>
-      <w:r>
-        <w:rPr>
-          <w:lang w:val="en-US"/>
-        </w:rPr>
-        <w:t>Columns</w:t>
-      </w:r>
-      <w:r>
-        <w:rPr>
-          <w:lang w:val="ru-RU"/>
-        </w:rPr>
-        <w:t xml:space="preserve"> </w:t>
-      </w:r>
-      <w:r>
-        <w:rPr>
-          <w:lang w:val="ru-RU"/>
-        </w:rPr>
-        <w:t xml:space="preserve">он был вынесен в раздел </w:t>
-      </w:r>
-      <w:r>
-        <w:rPr>
-          <w:lang w:val="en-US"/>
-        </w:rPr>
-        <w:t>Target</w:t>
-      </w:r>
-      <w:r>
-        <w:rPr>
-          <w:lang w:val="ru-RU"/>
-        </w:rPr>
-        <w:t xml:space="preserve"> </w:t>
-      </w:r>
-      <w:r>
-        <w:rPr>
-          <w:lang w:val="ru-RU"/>
-        </w:rPr>
-        <w:t>(целевой)</w:t>
-      </w:r>
-      <w:r>
-        <w:rPr>
-          <w:lang w:val="ru-RU"/>
-        </w:rPr>
-        <w:t xml:space="preserve"> (рис. 3)</w:t>
-      </w:r>
-      <w:r>
-        <w:rPr>
-          <w:lang w:val="ru-RU"/>
-        </w:rPr>
-        <w:t>.</w:t>
-      </w:r>
-    </w:p>
-    <w:p>
-      <w:pPr>
-        <w:keepNext/>
-        <w:jc w:val="center"/>
-      </w:pPr>
-      <w:r>
-        <w:rPr>
-          <w:noProof/>
-          <w:lang w:val="ru-RU"/>
-        </w:rPr>
-        <w:drawing>
-          <wp:inline distT="0" distB="0" distL="0" distR="0">
-            <wp:extent cx="2260600" cy="1168400"/>
-            <wp:effectExtent l="0" t="0" r="0" b="0"/>
-            <wp:docPr id="2041059457" name="Рисунок 3"/>
-            <wp:cNvGraphicFramePr>
-              <a:graphicFrameLocks xmlns:a="http://schemas.openxmlformats.org/drawingml/2006/main" noChangeAspect="1"/>
-            </wp:cNvGraphicFramePr>
-            <a:graphic xmlns:a="http://schemas.openxmlformats.org/drawingml/2006/main">
-              <a:graphicData uri="http://schemas.openxmlformats.org/drawingml/2006/picture">
-                <pic:pic xmlns:pic="http://schemas.openxmlformats.org/drawingml/2006/picture">
-                  <pic:nvPicPr>
-                    <pic:cNvPr id="2041059457" name="Рисунок 2041059457"/>
+                    <pic:cNvPr id="1627622632" name="Рисунок 1"/>
                     <pic:cNvPicPr/>
                   </pic:nvPicPr>
                   <pic:blipFill>
@@ -896,7 +498,7 @@
                   <pic:spPr>
                     <a:xfrm>
                       <a:off x="0" y="0"/>
-                      <a:ext cx="2260600" cy="1168400"/>
+                      <a:ext cx="2641932" cy="2933517"/>
                     </a:xfrm>
                     <a:prstGeom prst="rect">
                       <a:avLst/>
@@ -924,241 +526,53 @@
           <w:rPr>
             <w:noProof/>
           </w:rPr>
-          <w:t>3</w:t>
+          <w:t>1</w:t>
         </w:r>
       </w:fldSimple>
       <w:r>
         <w:rPr>
           <w:lang w:val="ru-RU"/>
         </w:rPr>
-        <w:t>. Установка целевого значения</w:t>
-      </w:r>
-    </w:p>
-    <w:p>
-      <w:pPr>
-        <w:jc w:val="left"/>
-        <w:rPr>
-          <w:lang w:val="ru-RU"/>
-        </w:rPr>
-      </w:pPr>
-      <w:r>
-        <w:rPr>
-          <w:lang w:val="ru-RU"/>
-        </w:rPr>
-        <w:t>В качестве алгоритмов классификации были выбраны следующие:</w:t>
-      </w:r>
-    </w:p>
-    <w:p>
-      <w:pPr>
-        <w:pStyle w:val="a7"/>
-        <w:numPr>
-          <w:ilvl w:val="0"/>
-          <w:numId w:val="5"/>
-        </w:numPr>
-        <w:jc w:val="left"/>
-        <w:rPr>
-          <w:lang w:val="ru-RU"/>
-        </w:rPr>
-      </w:pPr>
-      <w:r>
-        <w:rPr>
-          <w:lang w:val="ru-RU"/>
-        </w:rPr>
-        <w:t xml:space="preserve">Логическая регрессия – </w:t>
-      </w:r>
-      <w:r>
-        <w:t xml:space="preserve">базовый и высокоинтерпретируемый метод. Он отлично подходит, когда нужно понять, как конкретные факторы (например, образование матери или доход) влияют на вероятность попадания в группу риска. </w:t>
-      </w:r>
-      <w:r>
-        <w:rPr>
-          <w:lang w:val="ru-RU"/>
-        </w:rPr>
-        <w:t>Можно</w:t>
-      </w:r>
-      <w:r>
-        <w:t xml:space="preserve"> увидеть коэффициенты влияния каждого признака.</w:t>
-      </w:r>
-    </w:p>
-    <w:p>
-      <w:pPr>
-        <w:pStyle w:val="a7"/>
-        <w:numPr>
-          <w:ilvl w:val="0"/>
-          <w:numId w:val="5"/>
-        </w:numPr>
-        <w:jc w:val="left"/>
-        <w:rPr>
-          <w:lang w:val="ru-RU"/>
-        </w:rPr>
-      </w:pPr>
-      <w:r>
-        <w:t>Игры и учеба часто связаны нелинейно (например, пара часов игры может не влиять, а пять часов — влиять критически). Случайный лес — это ансамбль деревьев решений, который эффективно находит сложные зависимости и взаимодействия между признаками (например, «высокий доход + много часов игры» vs «низкий доход + много часов игры»).</w:t>
-      </w:r>
-    </w:p>
-    <w:p>
-      <w:pPr>
-        <w:rPr>
-          <w:lang w:val="ru-RU"/>
-        </w:rPr>
-      </w:pPr>
-      <w:r>
-        <w:rPr>
-          <w:lang w:val="ru-RU"/>
-        </w:rPr>
-        <w:t xml:space="preserve">Эти </w:t>
-      </w:r>
-      <w:r>
-        <w:rPr>
-          <w:lang w:val="ru-RU"/>
-        </w:rPr>
-        <w:t>алгоритмы позволяют проводить классификацию по качественному признаку на выходе. С</w:t>
-      </w:r>
-      <w:r>
-        <w:rPr>
-          <w:lang w:val="ru-RU"/>
-        </w:rPr>
-        <w:t>лучайный лес помо</w:t>
-      </w:r>
-      <w:r>
-        <w:rPr>
-          <w:lang w:val="ru-RU"/>
-        </w:rPr>
-        <w:t>жет</w:t>
-      </w:r>
-      <w:r>
-        <w:rPr>
-          <w:lang w:val="ru-RU"/>
-        </w:rPr>
-        <w:t xml:space="preserve"> выявить достаточно сложную </w:t>
-      </w:r>
-      <w:r>
-        <w:rPr>
-          <w:lang w:val="ru-RU"/>
-        </w:rPr>
-        <w:lastRenderedPageBreak/>
-        <w:t xml:space="preserve">зависимость, тогда как более простые методы как </w:t>
-      </w:r>
-      <w:r>
-        <w:rPr>
-          <w:lang w:val="ru-RU"/>
-        </w:rPr>
-        <w:t>классификатор Байеса или метод соседей дадут большую ошибку.</w:t>
-      </w:r>
-    </w:p>
-    <w:p>
-      <w:pPr>
-        <w:rPr>
-          <w:lang w:val="ru-RU"/>
-        </w:rPr>
-      </w:pPr>
-      <w:r>
-        <w:rPr>
-          <w:lang w:val="ru-RU"/>
-        </w:rPr>
-        <w:t xml:space="preserve">На рабочий стол </w:t>
+        <w:t>. Определение признаков</w:t>
+      </w:r>
+    </w:p>
+    <w:p>
+      <w:pPr>
+        <w:rPr>
+          <w:lang w:val="ru-RU"/>
+        </w:rPr>
+      </w:pPr>
+      <w:r>
+        <w:rPr>
+          <w:lang w:val="ru-RU"/>
+        </w:rPr>
+        <w:t xml:space="preserve">Каждому ученику была определена возможность попадания в ту или иную группу. Для этого был создан виджет </w:t>
       </w:r>
       <w:r>
         <w:rPr>
           <w:lang w:val="en-US"/>
         </w:rPr>
-        <w:t>Orange</w:t>
-      </w:r>
-      <w:r>
-        <w:rPr>
-          <w:lang w:val="ru-RU"/>
-        </w:rPr>
-        <w:t xml:space="preserve"> </w:t>
-      </w:r>
-      <w:r>
-        <w:rPr>
-          <w:lang w:val="ru-RU"/>
-        </w:rPr>
-        <w:t xml:space="preserve">были добавлены ещё 2 виджета: </w:t>
-      </w:r>
-      <w:r>
-        <w:rPr>
-          <w:lang w:val="ru-RU"/>
-        </w:rPr>
-        <w:t>логическая</w:t>
-      </w:r>
-      <w:r>
-        <w:rPr>
-          <w:lang w:val="ru-RU"/>
-        </w:rPr>
-        <w:t xml:space="preserve"> регрессия и случайный лес, к которым были подключены </w:t>
-      </w:r>
-      <w:r>
-        <w:rPr>
-          <w:lang w:val="ru-RU"/>
-        </w:rPr>
-        <w:t>ранее обработанные данные</w:t>
-      </w:r>
-      <w:r>
-        <w:rPr>
-          <w:lang w:val="ru-RU"/>
-        </w:rPr>
-        <w:t xml:space="preserve"> (рис. </w:t>
-      </w:r>
-      <w:r>
-        <w:rPr>
-          <w:lang w:val="ru-RU"/>
-        </w:rPr>
-        <w:t>4</w:t>
-      </w:r>
-      <w:r>
-        <w:rPr>
-          <w:lang w:val="ru-RU"/>
-        </w:rPr>
-        <w:t>)</w:t>
-      </w:r>
-      <w:r>
-        <w:rPr>
-          <w:lang w:val="ru-RU"/>
-        </w:rPr>
-        <w:t>.</w:t>
-      </w:r>
-      <w:r>
-        <w:rPr>
-          <w:lang w:val="ru-RU"/>
-        </w:rPr>
-        <w:t xml:space="preserve"> Результаты обработки подключены к виджету </w:t>
-      </w:r>
-      <w:r>
-        <w:rPr>
-          <w:lang w:val="en-US"/>
-        </w:rPr>
-        <w:t>Test</w:t>
-      </w:r>
-      <w:r>
-        <w:rPr>
-          <w:lang w:val="ru-RU"/>
-        </w:rPr>
-        <w:t xml:space="preserve"> </w:t>
-      </w:r>
-      <w:r>
-        <w:rPr>
-          <w:lang w:val="en-US"/>
-        </w:rPr>
-        <w:t>and</w:t>
-      </w:r>
-      <w:r>
-        <w:rPr>
-          <w:lang w:val="ru-RU"/>
-        </w:rPr>
-        <w:t xml:space="preserve"> </w:t>
-      </w:r>
-      <w:r>
-        <w:rPr>
-          <w:lang w:val="en-US"/>
-        </w:rPr>
-        <w:t>Score</w:t>
-      </w:r>
-      <w:r>
-        <w:rPr>
-          <w:lang w:val="ru-RU"/>
-        </w:rPr>
-        <w:t>, который будет выполнять их и выполнять оценку результата.</w:t>
-      </w:r>
+        <w:t>Formula</w:t>
+      </w:r>
+      <w:r>
+        <w:rPr>
+          <w:lang w:val="ru-RU"/>
+        </w:rPr>
+        <w:t xml:space="preserve"> (рис. 2)</w:t>
+      </w:r>
+      <w:r>
+        <w:rPr>
+          <w:lang w:val="ru-RU"/>
+        </w:rPr>
+        <w:t>, который на выходе добавляет к данным новый столбец исходя из заданного условия.</w:t>
+      </w:r>
+    </w:p>
+    <w:p>
+      <w:pPr>
+        <w:rPr>
+          <w:lang w:val="ru-RU"/>
+        </w:rPr>
+      </w:pPr>
     </w:p>
     <w:p>
       <w:pPr>
@@ -1172,9 +586,9 @@
         </w:rPr>
         <w:drawing>
           <wp:inline distT="0" distB="0" distL="0" distR="0">
-            <wp:extent cx="3144910" cy="2644184"/>
-            <wp:effectExtent l="0" t="0" r="5080" b="0"/>
-            <wp:docPr id="1697080838" name="Рисунок 4"/>
+            <wp:extent cx="1383004" cy="1473200"/>
+            <wp:effectExtent l="0" t="0" r="1905" b="0"/>
+            <wp:docPr id="9802502" name="Рисунок 2"/>
             <wp:cNvGraphicFramePr>
               <a:graphicFrameLocks xmlns:a="http://schemas.openxmlformats.org/drawingml/2006/main" noChangeAspect="1"/>
             </wp:cNvGraphicFramePr>
@@ -1182,7 +596,7 @@
               <a:graphicData uri="http://schemas.openxmlformats.org/drawingml/2006/picture">
                 <pic:pic xmlns:pic="http://schemas.openxmlformats.org/drawingml/2006/picture">
                   <pic:nvPicPr>
-                    <pic:cNvPr id="1697080838" name="Рисунок 1697080838"/>
+                    <pic:cNvPr id="9802502" name="Рисунок 2"/>
                     <pic:cNvPicPr/>
                   </pic:nvPicPr>
                   <pic:blipFill>
@@ -1200,7 +614,611 @@
                   <pic:spPr>
                     <a:xfrm>
                       <a:off x="0" y="0"/>
-                      <a:ext cx="3176287" cy="2670565"/>
+                      <a:ext cx="1383004" cy="1473200"/>
+                    </a:xfrm>
+                    <a:prstGeom prst="rect">
+                      <a:avLst/>
+                    </a:prstGeom>
+                  </pic:spPr>
+                </pic:pic>
+              </a:graphicData>
+            </a:graphic>
+          </wp:inline>
+        </w:drawing>
+      </w:r>
+    </w:p>
+    <w:p>
+      <w:pPr>
+        <w:pStyle w:val="ae"/>
+        <w:rPr>
+          <w:lang w:val="ru-RU"/>
+        </w:rPr>
+      </w:pPr>
+      <w:r>
+        <w:t xml:space="preserve">Рис. </w:t>
+      </w:r>
+      <w:fldSimple w:instr=" SEQ Рис. \* ARABIC ">
+        <w:r>
+          <w:rPr>
+            <w:noProof/>
+          </w:rPr>
+          <w:t>2</w:t>
+        </w:r>
+      </w:fldSimple>
+      <w:r>
+        <w:rPr>
+          <w:lang w:val="ru-RU"/>
+        </w:rPr>
+        <w:t xml:space="preserve">. Виджет </w:t>
+      </w:r>
+      <w:r>
+        <w:rPr>
+          <w:lang w:val="en-US"/>
+        </w:rPr>
+        <w:t>Formula</w:t>
+      </w:r>
+    </w:p>
+    <w:p>
+      <w:pPr>
+        <w:jc w:val="left"/>
+        <w:rPr>
+          <w:lang w:val="ru-RU"/>
+        </w:rPr>
+      </w:pPr>
+      <w:r>
+        <w:rPr>
+          <w:lang w:val="ru-RU"/>
+        </w:rPr>
+        <w:lastRenderedPageBreak/>
+        <w:t>В значениях были указаны следующие эквиваленты:</w:t>
+      </w:r>
+    </w:p>
+    <w:p>
+      <w:pPr>
+        <w:pStyle w:val="a7"/>
+        <w:numPr>
+          <w:ilvl w:val="0"/>
+          <w:numId w:val="4"/>
+        </w:numPr>
+        <w:jc w:val="left"/>
+        <w:rPr>
+          <w:lang w:val="ru-RU"/>
+        </w:rPr>
+      </w:pPr>
+      <w:r>
+        <w:rPr>
+          <w:lang w:val="ru-RU"/>
+        </w:rPr>
+        <w:t>1 – ученик рискует успехами в школе</w:t>
+      </w:r>
+      <w:r>
+        <w:rPr>
+          <w:lang w:val="ru-RU"/>
+        </w:rPr>
+        <w:t xml:space="preserve"> </w:t>
+      </w:r>
+      <w:r>
+        <w:rPr>
+          <w:lang w:val="ru-RU"/>
+        </w:rPr>
+        <w:t>«-»</w:t>
+      </w:r>
+    </w:p>
+    <w:p>
+      <w:pPr>
+        <w:pStyle w:val="a7"/>
+        <w:numPr>
+          <w:ilvl w:val="0"/>
+          <w:numId w:val="4"/>
+        </w:numPr>
+        <w:jc w:val="left"/>
+        <w:rPr>
+          <w:lang w:val="ru-RU"/>
+        </w:rPr>
+      </w:pPr>
+      <w:r>
+        <w:rPr>
+          <w:lang w:val="ru-RU"/>
+        </w:rPr>
+        <w:t>0 – ученик не рискует успехами в школе</w:t>
+      </w:r>
+      <w:r>
+        <w:rPr>
+          <w:lang w:val="ru-RU"/>
+        </w:rPr>
+        <w:t xml:space="preserve"> «+»</w:t>
+      </w:r>
+    </w:p>
+    <w:p>
+      <w:pPr>
+        <w:rPr>
+          <w:lang w:val="ru-RU"/>
+        </w:rPr>
+      </w:pPr>
+      <w:r>
+        <w:rPr>
+          <w:lang w:val="ru-RU"/>
+        </w:rPr>
+        <w:t>В качестве условия было вписано следующее выражение:</w:t>
+      </w:r>
+    </w:p>
+    <w:p>
+      <w:pPr>
+        <w:jc w:val="center"/>
+        <w:rPr>
+          <w:rFonts w:ascii="Menlo" w:hAnsi="Menlo" w:cs="Menlo"/>
+          <w:sz w:val="22"/>
+          <w:szCs w:val="22"/>
+          <w:lang w:val="en-US"/>
+        </w:rPr>
+      </w:pPr>
+      <w:r>
+        <w:rPr>
+          <w:rFonts w:ascii="Menlo" w:hAnsi="Menlo" w:cs="Menlo"/>
+          <w:sz w:val="22"/>
+          <w:szCs w:val="22"/>
+          <w:lang w:val="en-US"/>
+        </w:rPr>
+        <w:t xml:space="preserve">1 if Grade &lt; 60 and </w:t>
+      </w:r>
+      <w:proofErr w:type="spellStart"/>
+      <w:r>
+        <w:rPr>
+          <w:rFonts w:ascii="Menlo" w:hAnsi="Menlo" w:cs="Menlo"/>
+          <w:sz w:val="22"/>
+          <w:szCs w:val="22"/>
+          <w:lang w:val="en-US"/>
+        </w:rPr>
+        <w:t>Playing_Hours</w:t>
+      </w:r>
+      <w:proofErr w:type="spellEnd"/>
+      <w:r>
+        <w:rPr>
+          <w:rFonts w:ascii="Menlo" w:hAnsi="Menlo" w:cs="Menlo"/>
+          <w:sz w:val="22"/>
+          <w:szCs w:val="22"/>
+          <w:lang w:val="en-US"/>
+        </w:rPr>
+        <w:t xml:space="preserve"> &gt; 2 else 0</w:t>
+      </w:r>
+    </w:p>
+    <w:p>
+      <w:pPr>
+        <w:rPr>
+          <w:lang w:val="ru-RU"/>
+        </w:rPr>
+      </w:pPr>
+      <w:r>
+        <w:rPr>
+          <w:lang w:val="ru-RU"/>
+        </w:rPr>
+        <w:t xml:space="preserve">Оно </w:t>
+      </w:r>
+      <w:r>
+        <w:rPr>
+          <w:lang w:val="ru-RU"/>
+        </w:rPr>
+        <w:t>в точности описывает условия классификации: ученик рискует если его оценка ниже 60 И он тратит на игры более 2-х часов.</w:t>
+      </w:r>
+    </w:p>
+    <w:p>
+      <w:pPr>
+        <w:rPr>
+          <w:lang w:val="ru-RU"/>
+        </w:rPr>
+      </w:pPr>
+      <w:r>
+        <w:rPr>
+          <w:lang w:val="ru-RU"/>
+        </w:rPr>
+        <w:t xml:space="preserve">Затем полученный столбец был выбран в качестве целевого для работы алгоритмов классификации. Для этого в виджете </w:t>
+      </w:r>
+      <w:r>
+        <w:rPr>
+          <w:lang w:val="en-US"/>
+        </w:rPr>
+        <w:t>Select</w:t>
+      </w:r>
+      <w:r>
+        <w:rPr>
+          <w:lang w:val="ru-RU"/>
+        </w:rPr>
+        <w:t xml:space="preserve"> </w:t>
+      </w:r>
+      <w:r>
+        <w:rPr>
+          <w:lang w:val="en-US"/>
+        </w:rPr>
+        <w:t>Columns</w:t>
+      </w:r>
+      <w:r>
+        <w:rPr>
+          <w:lang w:val="ru-RU"/>
+        </w:rPr>
+        <w:t xml:space="preserve"> </w:t>
+      </w:r>
+      <w:r>
+        <w:rPr>
+          <w:lang w:val="ru-RU"/>
+        </w:rPr>
+        <w:t xml:space="preserve">он был вынесен в раздел </w:t>
+      </w:r>
+      <w:r>
+        <w:rPr>
+          <w:lang w:val="en-US"/>
+        </w:rPr>
+        <w:t>Target</w:t>
+      </w:r>
+      <w:r>
+        <w:rPr>
+          <w:lang w:val="ru-RU"/>
+        </w:rPr>
+        <w:t xml:space="preserve"> </w:t>
+      </w:r>
+      <w:r>
+        <w:rPr>
+          <w:lang w:val="ru-RU"/>
+        </w:rPr>
+        <w:t>(целевой)</w:t>
+      </w:r>
+      <w:r>
+        <w:rPr>
+          <w:lang w:val="ru-RU"/>
+        </w:rPr>
+        <w:t xml:space="preserve"> (рис. 3)</w:t>
+      </w:r>
+      <w:r>
+        <w:rPr>
+          <w:lang w:val="ru-RU"/>
+        </w:rPr>
+        <w:t>.</w:t>
+      </w:r>
+    </w:p>
+    <w:p>
+      <w:pPr>
+        <w:keepNext/>
+        <w:jc w:val="center"/>
+      </w:pPr>
+      <w:r>
+        <w:rPr>
+          <w:noProof/>
+          <w:lang w:val="ru-RU"/>
+        </w:rPr>
+        <w:drawing>
+          <wp:inline distT="0" distB="0" distL="0" distR="0">
+            <wp:extent cx="2217575" cy="1168400"/>
+            <wp:effectExtent l="0" t="0" r="5080" b="0"/>
+            <wp:docPr id="2041059457" name="Рисунок 3"/>
+            <wp:cNvGraphicFramePr>
+              <a:graphicFrameLocks xmlns:a="http://schemas.openxmlformats.org/drawingml/2006/main" noChangeAspect="1"/>
+            </wp:cNvGraphicFramePr>
+            <a:graphic xmlns:a="http://schemas.openxmlformats.org/drawingml/2006/main">
+              <a:graphicData uri="http://schemas.openxmlformats.org/drawingml/2006/picture">
+                <pic:pic xmlns:pic="http://schemas.openxmlformats.org/drawingml/2006/picture">
+                  <pic:nvPicPr>
+                    <pic:cNvPr id="2041059457" name="Рисунок 3"/>
+                    <pic:cNvPicPr/>
+                  </pic:nvPicPr>
+                  <pic:blipFill>
+                    <a:blip r:embed="rId10">
+                      <a:extLst>
+                        <a:ext uri="{28A0092B-C50C-407E-A947-70E740481C1C}">
+                          <a14:useLocalDpi xmlns:a14="http://schemas.microsoft.com/office/drawing/2010/main" val="0"/>
+                        </a:ext>
+                      </a:extLst>
+                    </a:blip>
+                    <a:stretch>
+                      <a:fillRect/>
+                    </a:stretch>
+                  </pic:blipFill>
+                  <pic:spPr>
+                    <a:xfrm>
+                      <a:off x="0" y="0"/>
+                      <a:ext cx="2217575" cy="1168400"/>
+                    </a:xfrm>
+                    <a:prstGeom prst="rect">
+                      <a:avLst/>
+                    </a:prstGeom>
+                  </pic:spPr>
+                </pic:pic>
+              </a:graphicData>
+            </a:graphic>
+          </wp:inline>
+        </w:drawing>
+      </w:r>
+    </w:p>
+    <w:p>
+      <w:pPr>
+        <w:pStyle w:val="ae"/>
+        <w:rPr>
+          <w:lang w:val="ru-RU"/>
+        </w:rPr>
+      </w:pPr>
+      <w:r>
+        <w:t xml:space="preserve">Рис. </w:t>
+      </w:r>
+      <w:fldSimple w:instr=" SEQ Рис. \* ARABIC ">
+        <w:r>
+          <w:rPr>
+            <w:noProof/>
+          </w:rPr>
+          <w:t>3</w:t>
+        </w:r>
+      </w:fldSimple>
+      <w:r>
+        <w:rPr>
+          <w:lang w:val="ru-RU"/>
+        </w:rPr>
+        <w:t>. Установка целевого значения</w:t>
+      </w:r>
+    </w:p>
+    <w:p>
+      <w:pPr>
+        <w:jc w:val="left"/>
+        <w:rPr>
+          <w:lang w:val="ru-RU"/>
+        </w:rPr>
+      </w:pPr>
+      <w:r>
+        <w:rPr>
+          <w:lang w:val="ru-RU"/>
+        </w:rPr>
+        <w:t>В качестве алгоритмов классификации были выбраны следующие:</w:t>
+      </w:r>
+    </w:p>
+    <w:p>
+      <w:pPr>
+        <w:pStyle w:val="a7"/>
+        <w:numPr>
+          <w:ilvl w:val="0"/>
+          <w:numId w:val="5"/>
+        </w:numPr>
+        <w:jc w:val="left"/>
+        <w:rPr>
+          <w:lang w:val="ru-RU"/>
+        </w:rPr>
+      </w:pPr>
+      <w:r>
+        <w:rPr>
+          <w:lang w:val="ru-RU"/>
+        </w:rPr>
+        <w:t xml:space="preserve">Логическая регрессия – </w:t>
+      </w:r>
+      <w:r>
+        <w:t xml:space="preserve">базовый и высокоинтерпретируемый метод. Он отлично подходит, когда нужно понять, как конкретные факторы (например, образование матери или доход) влияют на вероятность попадания в группу риска. </w:t>
+      </w:r>
+      <w:r>
+        <w:rPr>
+          <w:lang w:val="ru-RU"/>
+        </w:rPr>
+        <w:t>Можно</w:t>
+      </w:r>
+      <w:r>
+        <w:t xml:space="preserve"> увидеть коэффициенты влияния каждого признака.</w:t>
+      </w:r>
+    </w:p>
+    <w:p>
+      <w:pPr>
+        <w:pStyle w:val="a7"/>
+        <w:numPr>
+          <w:ilvl w:val="0"/>
+          <w:numId w:val="5"/>
+        </w:numPr>
+        <w:jc w:val="left"/>
+        <w:rPr>
+          <w:lang w:val="ru-RU"/>
+        </w:rPr>
+      </w:pPr>
+      <w:r>
+        <w:t>Игры и учеба часто связаны нелинейно (например, пара часов игры может не влиять, а пять часов — влиять критически). Случайный лес — это ансамбль деревьев решений, который эффективно находит сложные зависимости и взаимодействия между признаками (например, «высокий доход + много часов игры» vs «низкий доход + много часов игры»).</w:t>
+      </w:r>
+    </w:p>
+    <w:p>
+      <w:pPr>
+        <w:rPr>
+          <w:lang w:val="en-US"/>
+        </w:rPr>
+      </w:pPr>
+      <w:r>
+        <w:rPr>
+          <w:lang w:val="ru-RU"/>
+        </w:rPr>
+        <w:t xml:space="preserve">Эти </w:t>
+      </w:r>
+      <w:r>
+        <w:rPr>
+          <w:lang w:val="ru-RU"/>
+        </w:rPr>
+        <w:t>алгоритмы позволяют проводить классификацию по качественному признаку на выходе. С</w:t>
+      </w:r>
+      <w:r>
+        <w:rPr>
+          <w:lang w:val="ru-RU"/>
+        </w:rPr>
+        <w:t>лучайный лес помо</w:t>
+      </w:r>
+      <w:r>
+        <w:rPr>
+          <w:lang w:val="ru-RU"/>
+        </w:rPr>
+        <w:t>жет</w:t>
+      </w:r>
+      <w:r>
+        <w:rPr>
+          <w:lang w:val="ru-RU"/>
+        </w:rPr>
+        <w:t xml:space="preserve"> выявить достаточно сложную </w:t>
+      </w:r>
+      <w:r>
+        <w:rPr>
+          <w:lang w:val="ru-RU"/>
+        </w:rPr>
+        <w:lastRenderedPageBreak/>
+        <w:t xml:space="preserve">зависимость, тогда как более простые методы как </w:t>
+      </w:r>
+      <w:r>
+        <w:rPr>
+          <w:lang w:val="ru-RU"/>
+        </w:rPr>
+        <w:t>классификатор Байеса или метод соседей дадут большую ошибку.</w:t>
+      </w:r>
+    </w:p>
+    <w:p>
+      <w:pPr>
+        <w:rPr>
+          <w:lang w:val="ru-RU"/>
+        </w:rPr>
+      </w:pPr>
+      <w:r>
+        <w:rPr>
+          <w:lang w:val="ru-RU"/>
+        </w:rPr>
+        <w:t xml:space="preserve">На рабочий стол </w:t>
+      </w:r>
+      <w:r>
+        <w:rPr>
+          <w:lang w:val="en-US"/>
+        </w:rPr>
+        <w:t>Orange</w:t>
+      </w:r>
+      <w:r>
+        <w:rPr>
+          <w:lang w:val="ru-RU"/>
+        </w:rPr>
+        <w:t xml:space="preserve"> </w:t>
+      </w:r>
+      <w:r>
+        <w:rPr>
+          <w:lang w:val="ru-RU"/>
+        </w:rPr>
+        <w:t xml:space="preserve">были добавлены ещё 2 виджета: </w:t>
+      </w:r>
+      <w:r>
+        <w:rPr>
+          <w:lang w:val="ru-RU"/>
+        </w:rPr>
+        <w:t>логическая</w:t>
+      </w:r>
+      <w:r>
+        <w:rPr>
+          <w:lang w:val="ru-RU"/>
+        </w:rPr>
+        <w:t xml:space="preserve"> регрессия и случайный лес, к которым были подключены </w:t>
+      </w:r>
+      <w:r>
+        <w:rPr>
+          <w:lang w:val="ru-RU"/>
+        </w:rPr>
+        <w:t>ранее обработанные данные</w:t>
+      </w:r>
+      <w:r>
+        <w:rPr>
+          <w:lang w:val="ru-RU"/>
+        </w:rPr>
+        <w:t xml:space="preserve"> (рис. </w:t>
+      </w:r>
+      <w:r>
+        <w:rPr>
+          <w:lang w:val="ru-RU"/>
+        </w:rPr>
+        <w:t>4</w:t>
+      </w:r>
+      <w:r>
+        <w:rPr>
+          <w:lang w:val="ru-RU"/>
+        </w:rPr>
+        <w:t>)</w:t>
+      </w:r>
+      <w:r>
+        <w:rPr>
+          <w:lang w:val="ru-RU"/>
+        </w:rPr>
+        <w:t>.</w:t>
+      </w:r>
+      <w:r>
+        <w:rPr>
+          <w:lang w:val="ru-RU"/>
+        </w:rPr>
+        <w:t xml:space="preserve"> Результаты обработки подключены к виджету </w:t>
+      </w:r>
+      <w:r>
+        <w:rPr>
+          <w:lang w:val="en-US"/>
+        </w:rPr>
+        <w:t>Test</w:t>
+      </w:r>
+      <w:r>
+        <w:rPr>
+          <w:lang w:val="ru-RU"/>
+        </w:rPr>
+        <w:t xml:space="preserve"> </w:t>
+      </w:r>
+      <w:r>
+        <w:rPr>
+          <w:lang w:val="en-US"/>
+        </w:rPr>
+        <w:t>and</w:t>
+      </w:r>
+      <w:r>
+        <w:rPr>
+          <w:lang w:val="ru-RU"/>
+        </w:rPr>
+        <w:t xml:space="preserve"> </w:t>
+      </w:r>
+      <w:r>
+        <w:rPr>
+          <w:lang w:val="en-US"/>
+        </w:rPr>
+        <w:t>Score</w:t>
+      </w:r>
+      <w:r>
+        <w:rPr>
+          <w:lang w:val="ru-RU"/>
+        </w:rPr>
+        <w:t>, который будет выполнять их и выполнять оценку результата.</w:t>
+      </w:r>
+    </w:p>
+    <w:p>
+      <w:pPr>
+        <w:keepNext/>
+        <w:jc w:val="center"/>
+      </w:pPr>
+      <w:r>
+        <w:rPr>
+          <w:noProof/>
+          <w:lang w:val="ru-RU"/>
+        </w:rPr>
+        <w:drawing>
+          <wp:inline distT="0" distB="0" distL="0" distR="0">
+            <wp:extent cx="3176287" cy="2069399"/>
+            <wp:effectExtent l="0" t="0" r="0" b="1270"/>
+            <wp:docPr id="1697080838" name="Рисунок 4"/>
+            <wp:cNvGraphicFramePr>
+              <a:graphicFrameLocks xmlns:a="http://schemas.openxmlformats.org/drawingml/2006/main" noChangeAspect="1"/>
+            </wp:cNvGraphicFramePr>
+            <a:graphic xmlns:a="http://schemas.openxmlformats.org/drawingml/2006/main">
+              <a:graphicData uri="http://schemas.openxmlformats.org/drawingml/2006/picture">
+                <pic:pic xmlns:pic="http://schemas.openxmlformats.org/drawingml/2006/picture">
+                  <pic:nvPicPr>
+                    <pic:cNvPr id="1697080838" name="Рисунок 4"/>
+                    <pic:cNvPicPr/>
+                  </pic:nvPicPr>
+                  <pic:blipFill>
+                    <a:blip r:embed="rId11" cstate="print">
+                      <a:extLst>
+                        <a:ext uri="{28A0092B-C50C-407E-A947-70E740481C1C}">
+                          <a14:useLocalDpi xmlns:a14="http://schemas.microsoft.com/office/drawing/2010/main" val="0"/>
+                        </a:ext>
+                      </a:extLst>
+                    </a:blip>
+                    <a:stretch>
+                      <a:fillRect/>
+                    </a:stretch>
+                  </pic:blipFill>
+                  <pic:spPr>
+                    <a:xfrm>
+                      <a:off x="0" y="0"/>
+                      <a:ext cx="3176287" cy="2069399"/>
                     </a:xfrm>
                     <a:prstGeom prst="rect">
                       <a:avLst/>
@@ -1415,7 +1433,7 @@
                     <pic:cNvPicPr/>
                   </pic:nvPicPr>
                   <pic:blipFill>
-                    <a:blip r:embed="rId10">
+                    <a:blip r:embed="rId12">
                       <a:extLst>
                         <a:ext uri="{28A0092B-C50C-407E-A947-70E740481C1C}">
                           <a14:useLocalDpi xmlns:a14="http://schemas.microsoft.com/office/drawing/2010/main" val="0"/>
@@ -1530,7 +1548,7 @@
                     <pic:cNvPicPr/>
                   </pic:nvPicPr>
                   <pic:blipFill>
-                    <a:blip r:embed="rId11">
+                    <a:blip r:embed="rId13">
                       <a:extLst>
                         <a:ext uri="{28A0092B-C50C-407E-A947-70E740481C1C}">
                           <a14:useLocalDpi xmlns:a14="http://schemas.microsoft.com/office/drawing/2010/main" val="0"/>
@@ -1812,7 +1830,7 @@
                     <pic:cNvPicPr/>
                   </pic:nvPicPr>
                   <pic:blipFill>
-                    <a:blip r:embed="rId12">
+                    <a:blip r:embed="rId14">
                       <a:extLst>
                         <a:ext uri="{28A0092B-C50C-407E-A947-70E740481C1C}">
                           <a14:useLocalDpi xmlns:a14="http://schemas.microsoft.com/office/drawing/2010/main" val="0"/>
@@ -1988,7 +2006,7 @@
                     <pic:cNvPicPr/>
                   </pic:nvPicPr>
                   <pic:blipFill>
-                    <a:blip r:embed="rId13">
+                    <a:blip r:embed="rId15">
                       <a:extLst>
                         <a:ext uri="{28A0092B-C50C-407E-A947-70E740481C1C}">
                           <a14:useLocalDpi xmlns:a14="http://schemas.microsoft.com/office/drawing/2010/main" val="0"/>
@@ -2139,7 +2157,7 @@
                     <pic:cNvPicPr/>
                   </pic:nvPicPr>
                   <pic:blipFill>
-                    <a:blip r:embed="rId14">
+                    <a:blip r:embed="rId16">
                       <a:extLst>
                         <a:ext uri="{28A0092B-C50C-407E-A947-70E740481C1C}">
                           <a14:useLocalDpi xmlns:a14="http://schemas.microsoft.com/office/drawing/2010/main" val="0"/>
@@ -2255,7 +2273,19 @@
         <w:rPr>
           <w:lang w:val="ru-RU"/>
         </w:rPr>
-        <w:t>. Он покажет какие условия смог выявить алгоритм для классификации. Были получены следующие результаты:</w:t>
+        <w:t xml:space="preserve">. Он покажет какие условия </w:t>
+      </w:r>
+      <w:r>
+        <w:rPr>
+          <w:lang w:val="ru-RU"/>
+        </w:rPr>
+        <w:t xml:space="preserve">для классификации </w:t>
+      </w:r>
+      <w:r>
+        <w:rPr>
+          <w:lang w:val="ru-RU"/>
+        </w:rPr>
+        <w:t>смог выявить алгоритм для классификации. Были получены следующие результаты:</w:t>
       </w:r>
     </w:p>
     <w:p>
@@ -2271,8 +2301,8 @@
         <w:lastRenderedPageBreak/>
         <w:drawing>
           <wp:inline distT="0" distB="0" distL="0" distR="0">
-            <wp:extent cx="5491824" cy="3552825"/>
-            <wp:effectExtent l="0" t="0" r="0" b="0"/>
+            <wp:extent cx="5510382" cy="2674629"/>
+            <wp:effectExtent l="0" t="0" r="1905" b="5080"/>
             <wp:docPr id="600675003" name="Рисунок 13"/>
             <wp:cNvGraphicFramePr>
               <a:graphicFrameLocks xmlns:a="http://schemas.openxmlformats.org/drawingml/2006/main" noChangeAspect="1"/>
@@ -2285,7 +2315,7 @@
                     <pic:cNvPicPr/>
                   </pic:nvPicPr>
                   <pic:blipFill>
-                    <a:blip r:embed="rId15" cstate="print">
+                    <a:blip r:embed="rId17" cstate="print">
                       <a:extLst>
                         <a:ext uri="{28A0092B-C50C-407E-A947-70E740481C1C}">
                           <a14:useLocalDpi xmlns:a14="http://schemas.microsoft.com/office/drawing/2010/main" val="0"/>
@@ -2299,7 +2329,7 @@
                   <pic:spPr>
                     <a:xfrm>
                       <a:off x="0" y="0"/>
-                      <a:ext cx="5510382" cy="3564831"/>
+                      <a:ext cx="5510382" cy="2674629"/>
                     </a:xfrm>
                     <a:prstGeom prst="rect">
                       <a:avLst/>
@@ -2379,6 +2409,12 @@
         </w:rPr>
         <w:t>80.</w:t>
       </w:r>
+      <w:r>
+        <w:rPr>
+          <w:lang w:val="ru-RU"/>
+        </w:rPr>
+        <w:t xml:space="preserve"> Эти результаты помогают определить дополнительные параметры, которые могут влиять на попадание в группу риска.</w:t>
+      </w:r>
     </w:p>
     <w:p>
       <w:pPr>
@@ -2454,8 +2490,8 @@
         <w:lastRenderedPageBreak/>
         <w:drawing>
           <wp:inline distT="0" distB="0" distL="0" distR="0">
-            <wp:extent cx="5138295" cy="4931438"/>
-            <wp:effectExtent l="0" t="0" r="0" b="0"/>
+            <wp:extent cx="5904991" cy="4359564"/>
+            <wp:effectExtent l="0" t="0" r="635" b="0"/>
             <wp:docPr id="229433536" name="Рисунок 7"/>
             <wp:cNvGraphicFramePr>
               <a:graphicFrameLocks xmlns:a="http://schemas.openxmlformats.org/drawingml/2006/main" noChangeAspect="1"/>
@@ -2468,7 +2504,7 @@
                     <pic:cNvPicPr/>
                   </pic:nvPicPr>
                   <pic:blipFill>
-                    <a:blip r:embed="rId16" cstate="print">
+                    <a:blip r:embed="rId18" cstate="print">
                       <a:extLst>
                         <a:ext uri="{28A0092B-C50C-407E-A947-70E740481C1C}">
                           <a14:useLocalDpi xmlns:a14="http://schemas.microsoft.com/office/drawing/2010/main" val="0"/>
@@ -2482,7 +2518,7 @@
                   <pic:spPr>
                     <a:xfrm>
                       <a:off x="0" y="0"/>
-                      <a:ext cx="5172564" cy="4964328"/>
+                      <a:ext cx="5949890" cy="4392712"/>
                     </a:xfrm>
                     <a:prstGeom prst="rect">
                       <a:avLst/>
@@ -2583,7 +2619,7 @@
                     <pic:cNvPicPr/>
                   </pic:nvPicPr>
                   <pic:blipFill>
-                    <a:blip r:embed="rId17" cstate="print">
+                    <a:blip r:embed="rId19" cstate="print">
                       <a:extLst>
                         <a:ext uri="{28A0092B-C50C-407E-A947-70E740481C1C}">
                           <a14:useLocalDpi xmlns:a14="http://schemas.microsoft.com/office/drawing/2010/main" val="0"/>
@@ -2614,7 +2650,7 @@
       <w:pPr>
         <w:pStyle w:val="ae"/>
         <w:rPr>
-          <w:lang w:val="en-US"/>
+          <w:lang w:val="ru-RU"/>
         </w:rPr>
       </w:pPr>
       <w:r>
@@ -2697,8 +2733,8 @@
         </w:rPr>
         <w:drawing>
           <wp:inline distT="0" distB="0" distL="0" distR="0">
-            <wp:extent cx="2986071" cy="2168911"/>
-            <wp:effectExtent l="0" t="0" r="0" b="3175"/>
+            <wp:extent cx="2899064" cy="2105715"/>
+            <wp:effectExtent l="0" t="0" r="0" b="2540"/>
             <wp:docPr id="1886247916" name="Рисунок 1"/>
             <wp:cNvGraphicFramePr>
               <a:graphicFrameLocks xmlns:a="http://schemas.openxmlformats.org/drawingml/2006/main" noChangeAspect="1"/>
@@ -2711,7 +2747,7 @@
                     <pic:cNvPicPr/>
                   </pic:nvPicPr>
                   <pic:blipFill>
-                    <a:blip r:embed="rId18" cstate="print">
+                    <a:blip r:embed="rId20" cstate="print">
                       <a:extLst>
                         <a:ext uri="{28A0092B-C50C-407E-A947-70E740481C1C}">
                           <a14:useLocalDpi xmlns:a14="http://schemas.microsoft.com/office/drawing/2010/main" val="0"/>
@@ -2725,7 +2761,7 @@
                   <pic:spPr>
                     <a:xfrm>
                       <a:off x="0" y="0"/>
-                      <a:ext cx="3030344" cy="2201069"/>
+                      <a:ext cx="2961158" cy="2150817"/>
                     </a:xfrm>
                     <a:prstGeom prst="rect">
                       <a:avLst/>
@@ -2775,6 +2811,383 @@
         <w:t>Влияние параметров</w:t>
       </w:r>
     </w:p>
+    <w:p>
+      <w:pPr>
+        <w:rPr>
+          <w:lang w:val="en-US"/>
+        </w:rPr>
+      </w:pPr>
+      <w:r>
+        <w:rPr>
+          <w:lang w:val="en-US"/>
+        </w:rPr>
+        <w:t>Playing</w:t>
+      </w:r>
+      <w:r>
+        <w:rPr>
+          <w:lang w:val="ru-RU"/>
+        </w:rPr>
+        <w:t xml:space="preserve"> </w:t>
+      </w:r>
+      <w:r>
+        <w:rPr>
+          <w:lang w:val="en-US"/>
+        </w:rPr>
+        <w:t>Hours</w:t>
+      </w:r>
+      <w:r>
+        <w:rPr>
+          <w:lang w:val="ru-RU"/>
+        </w:rPr>
+        <w:t xml:space="preserve"> </w:t>
+      </w:r>
+      <w:r>
+        <w:rPr>
+          <w:lang w:val="ru-RU"/>
+        </w:rPr>
+        <w:t>и</w:t>
+      </w:r>
+      <w:r>
+        <w:rPr>
+          <w:lang w:val="ru-RU"/>
+        </w:rPr>
+        <w:t xml:space="preserve"> </w:t>
+      </w:r>
+      <w:r>
+        <w:rPr>
+          <w:lang w:val="en-US"/>
+        </w:rPr>
+        <w:t>Grade</w:t>
+      </w:r>
+      <w:r>
+        <w:rPr>
+          <w:lang w:val="ru-RU"/>
+        </w:rPr>
+        <w:t xml:space="preserve"> </w:t>
+      </w:r>
+      <w:r>
+        <w:rPr>
+          <w:lang w:val="ru-RU"/>
+        </w:rPr>
+        <w:t>для</w:t>
+      </w:r>
+      <w:r>
+        <w:rPr>
+          <w:lang w:val="ru-RU"/>
+        </w:rPr>
+        <w:t xml:space="preserve"> </w:t>
+      </w:r>
+      <w:r>
+        <w:rPr>
+          <w:lang w:val="ru-RU"/>
+        </w:rPr>
+        <w:t xml:space="preserve">классификации занимают лидирующие позиции, так как они указаны в условии классификации. На попадание в группу риска также могут влиять: количество </w:t>
+      </w:r>
+      <w:r>
+        <w:rPr>
+          <w:lang w:val="ru-RU"/>
+        </w:rPr>
+        <w:t>игр,</w:t>
+      </w:r>
+      <w:r>
+        <w:rPr>
+          <w:lang w:val="ru-RU"/>
+        </w:rPr>
+        <w:t xml:space="preserve"> в которые играют, игровой стаж и доход родителей.</w:t>
+      </w:r>
+    </w:p>
+    <w:p>
+      <w:pPr>
+        <w:rPr>
+          <w:lang w:val="ru-RU"/>
+        </w:rPr>
+      </w:pPr>
+      <w:r>
+        <w:rPr>
+          <w:lang w:val="ru-RU"/>
+        </w:rPr>
+        <w:t xml:space="preserve">При помощи виджета </w:t>
+      </w:r>
+      <w:r>
+        <w:rPr>
+          <w:lang w:val="en-US"/>
+        </w:rPr>
+        <w:t>Scatter</w:t>
+      </w:r>
+      <w:r>
+        <w:rPr>
+          <w:lang w:val="ru-RU"/>
+        </w:rPr>
+        <w:t xml:space="preserve"> </w:t>
+      </w:r>
+      <w:r>
+        <w:rPr>
+          <w:lang w:val="en-US"/>
+        </w:rPr>
+        <w:t>Plot</w:t>
+      </w:r>
+      <w:r>
+        <w:rPr>
+          <w:lang w:val="ru-RU"/>
+        </w:rPr>
+        <w:t xml:space="preserve"> </w:t>
+      </w:r>
+      <w:r>
+        <w:rPr>
+          <w:lang w:val="ru-RU"/>
+        </w:rPr>
+        <w:t>было выявлено что в группе риска чаще всего попадают те, доход чьих родителей ниже среднего</w:t>
+      </w:r>
+      <w:r>
+        <w:rPr>
+          <w:lang w:val="ru-RU"/>
+        </w:rPr>
+        <w:t xml:space="preserve"> (рис. 14)</w:t>
+      </w:r>
+      <w:r>
+        <w:rPr>
+          <w:lang w:val="ru-RU"/>
+        </w:rPr>
+        <w:t>:</w:t>
+      </w:r>
+    </w:p>
+    <w:p>
+      <w:pPr>
+        <w:keepNext/>
+        <w:jc w:val="center"/>
+      </w:pPr>
+      <w:r>
+        <w:rPr>
+          <w:noProof/>
+          <w:lang w:val="ru-RU"/>
+        </w:rPr>
+        <w:drawing>
+          <wp:inline distT="0" distB="0" distL="0" distR="0">
+            <wp:extent cx="4331970" cy="3524226"/>
+            <wp:effectExtent l="0" t="0" r="0" b="0"/>
+            <wp:docPr id="1484521013" name="Рисунок 1"/>
+            <wp:cNvGraphicFramePr>
+              <a:graphicFrameLocks xmlns:a="http://schemas.openxmlformats.org/drawingml/2006/main" noChangeAspect="1"/>
+            </wp:cNvGraphicFramePr>
+            <a:graphic xmlns:a="http://schemas.openxmlformats.org/drawingml/2006/main">
+              <a:graphicData uri="http://schemas.openxmlformats.org/drawingml/2006/picture">
+                <pic:pic xmlns:pic="http://schemas.openxmlformats.org/drawingml/2006/picture">
+                  <pic:nvPicPr>
+                    <pic:cNvPr id="1484521013" name="Рисунок 1484521013"/>
+                    <pic:cNvPicPr/>
+                  </pic:nvPicPr>
+                  <pic:blipFill>
+                    <a:blip r:embed="rId21" cstate="print">
+                      <a:extLst>
+                        <a:ext uri="{28A0092B-C50C-407E-A947-70E740481C1C}">
+                          <a14:useLocalDpi xmlns:a14="http://schemas.microsoft.com/office/drawing/2010/main" val="0"/>
+                        </a:ext>
+                      </a:extLst>
+                    </a:blip>
+                    <a:stretch>
+                      <a:fillRect/>
+                    </a:stretch>
+                  </pic:blipFill>
+                  <pic:spPr>
+                    <a:xfrm>
+                      <a:off x="0" y="0"/>
+                      <a:ext cx="4372582" cy="3557266"/>
+                    </a:xfrm>
+                    <a:prstGeom prst="rect">
+                      <a:avLst/>
+                    </a:prstGeom>
+                  </pic:spPr>
+                </pic:pic>
+              </a:graphicData>
+            </a:graphic>
+          </wp:inline>
+        </w:drawing>
+      </w:r>
+    </w:p>
+    <w:p>
+      <w:pPr>
+        <w:pStyle w:val="ae"/>
+        <w:rPr>
+          <w:lang w:val="ru-RU"/>
+        </w:rPr>
+      </w:pPr>
+      <w:r>
+        <w:t xml:space="preserve">Рис. </w:t>
+      </w:r>
+      <w:fldSimple w:instr=" SEQ Рис. \* ARABIC ">
+        <w:r>
+          <w:rPr>
+            <w:noProof/>
+          </w:rPr>
+          <w:t>14</w:t>
+        </w:r>
+      </w:fldSimple>
+      <w:r>
+        <w:rPr>
+          <w:lang w:val="ru-RU"/>
+        </w:rPr>
+        <w:t xml:space="preserve">. </w:t>
+      </w:r>
+      <w:r>
+        <w:rPr>
+          <w:lang w:val="en-US"/>
+        </w:rPr>
+        <w:t>Scatter</w:t>
+      </w:r>
+      <w:r>
+        <w:rPr>
+          <w:lang w:val="ru-RU"/>
+        </w:rPr>
+        <w:t xml:space="preserve"> </w:t>
+      </w:r>
+      <w:r>
+        <w:rPr>
+          <w:lang w:val="en-US"/>
+        </w:rPr>
+        <w:t>Plot</w:t>
+      </w:r>
+      <w:r>
+        <w:rPr>
+          <w:lang w:val="ru-RU"/>
+        </w:rPr>
+        <w:t xml:space="preserve"> </w:t>
+      </w:r>
+      <w:r>
+        <w:rPr>
+          <w:lang w:val="ru-RU"/>
+        </w:rPr>
+        <w:t>для дохода родителей</w:t>
+      </w:r>
+    </w:p>
+    <w:p>
+      <w:pPr>
+        <w:rPr>
+          <w:lang w:val="ru-RU"/>
+        </w:rPr>
+      </w:pPr>
+      <w:r>
+        <w:rPr>
+          <w:lang w:val="ru-RU"/>
+        </w:rPr>
+        <w:lastRenderedPageBreak/>
+        <w:t>В группу риска также чаще всего входят те ученики, чей игровой стаж достаточно высокий (рис. 15):</w:t>
+      </w:r>
+    </w:p>
+    <w:p>
+      <w:pPr>
+        <w:keepNext/>
+        <w:jc w:val="center"/>
+      </w:pPr>
+      <w:r>
+        <w:rPr>
+          <w:noProof/>
+          <w:lang w:val="ru-RU"/>
+        </w:rPr>
+        <w:drawing>
+          <wp:inline distT="0" distB="0" distL="0" distR="0">
+            <wp:extent cx="4796846" cy="3921551"/>
+            <wp:effectExtent l="0" t="0" r="3810" b="3175"/>
+            <wp:docPr id="2145045665" name="Рисунок 2"/>
+            <wp:cNvGraphicFramePr>
+              <a:graphicFrameLocks xmlns:a="http://schemas.openxmlformats.org/drawingml/2006/main" noChangeAspect="1"/>
+            </wp:cNvGraphicFramePr>
+            <a:graphic xmlns:a="http://schemas.openxmlformats.org/drawingml/2006/main">
+              <a:graphicData uri="http://schemas.openxmlformats.org/drawingml/2006/picture">
+                <pic:pic xmlns:pic="http://schemas.openxmlformats.org/drawingml/2006/picture">
+                  <pic:nvPicPr>
+                    <pic:cNvPr id="2145045665" name="Рисунок 2145045665"/>
+                    <pic:cNvPicPr/>
+                  </pic:nvPicPr>
+                  <pic:blipFill>
+                    <a:blip r:embed="rId22" cstate="print">
+                      <a:extLst>
+                        <a:ext uri="{28A0092B-C50C-407E-A947-70E740481C1C}">
+                          <a14:useLocalDpi xmlns:a14="http://schemas.microsoft.com/office/drawing/2010/main" val="0"/>
+                        </a:ext>
+                      </a:extLst>
+                    </a:blip>
+                    <a:stretch>
+                      <a:fillRect/>
+                    </a:stretch>
+                  </pic:blipFill>
+                  <pic:spPr>
+                    <a:xfrm>
+                      <a:off x="0" y="0"/>
+                      <a:ext cx="4839079" cy="3956078"/>
+                    </a:xfrm>
+                    <a:prstGeom prst="rect">
+                      <a:avLst/>
+                    </a:prstGeom>
+                  </pic:spPr>
+                </pic:pic>
+              </a:graphicData>
+            </a:graphic>
+          </wp:inline>
+        </w:drawing>
+      </w:r>
+    </w:p>
+    <w:p>
+      <w:pPr>
+        <w:pStyle w:val="ae"/>
+        <w:rPr>
+          <w:lang w:val="ru-RU"/>
+        </w:rPr>
+      </w:pPr>
+      <w:r>
+        <w:t xml:space="preserve">Рис. </w:t>
+      </w:r>
+      <w:fldSimple w:instr=" SEQ Рис. \* ARABIC ">
+        <w:r>
+          <w:rPr>
+            <w:noProof/>
+          </w:rPr>
+          <w:t>15</w:t>
+        </w:r>
+      </w:fldSimple>
+      <w:r>
+        <w:rPr>
+          <w:lang w:val="ru-RU"/>
+        </w:rPr>
+        <w:t xml:space="preserve">. </w:t>
+      </w:r>
+      <w:r>
+        <w:rPr>
+          <w:lang w:val="en-US"/>
+        </w:rPr>
+        <w:t>Scatter</w:t>
+      </w:r>
+      <w:r>
+        <w:rPr>
+          <w:lang w:val="ru-RU"/>
+        </w:rPr>
+        <w:t xml:space="preserve"> </w:t>
+      </w:r>
+      <w:r>
+        <w:rPr>
+          <w:lang w:val="en-US"/>
+        </w:rPr>
+        <w:t>Plot</w:t>
+      </w:r>
+      <w:r>
+        <w:rPr>
+          <w:lang w:val="ru-RU"/>
+        </w:rPr>
+        <w:t xml:space="preserve"> </w:t>
+      </w:r>
+      <w:r>
+        <w:rPr>
+          <w:lang w:val="ru-RU"/>
+        </w:rPr>
+        <w:t>для игрового стажа</w:t>
+      </w:r>
+    </w:p>
+    <w:p>
+      <w:pPr>
+        <w:rPr>
+          <w:lang w:val="ru-RU"/>
+        </w:rPr>
+      </w:pPr>
+    </w:p>
     <w:sectPr>
       <w:pgSz w:w="11906" w:h="16838"/>
       <w:pgMar w:top="1440" w:right="1440" w:bottom="1440" w:left="1440" w:header="720" w:footer="720" w:gutter="0"/>
@@ -2783,6 +3196,56 @@
     </w:sectPr>
   </w:body>
 </w:document>
+</file>
+
+<file path=word/endnotes.xml><?xml version="1.0" encoding="utf-8"?>
+<w:endnotes xmlns:wpc="http://schemas.microsoft.com/office/word/2010/wordprocessingCanvas" xmlns:cx="http://schemas.microsoft.com/office/drawing/2014/chartex" xmlns:cx1="http://schemas.microsoft.com/office/drawing/2015/9/8/chartex" xmlns:cx2="http://schemas.microsoft.com/office/drawing/2015/10/21/chartex" xmlns:cx3="http://schemas.microsoft.com/office/drawing/2016/5/9/chartex" xmlns:cx4="http://schemas.microsoft.com/office/drawing/2016/5/10/chartex" xmlns:cx5="http://schemas.microsoft.com/office/drawing/2016/5/11/chartex" xmlns:cx6="http://schemas.microsoft.com/office/drawing/2016/5/12/chartex" xmlns:cx7="http://schemas.microsoft.com/office/drawing/2016/5/13/chartex" xmlns:cx8="http://schemas.microsoft.com/office/drawing/2016/5/14/chartex" xmlns:mc="http://schemas.openxmlformats.org/markup-compatibility/2006" xmlns:aink="http://schemas.microsoft.com/office/drawing/2016/ink" xmlns:am3d="http://schemas.microsoft.com/office/drawing/2017/model3d" xmlns:o="urn:schemas-microsoft-com:office:office" xmlns:oel="http://schemas.microsoft.com/office/2019/extlst" xmlns:r="http://schemas.openxmlformats.org/officeDocument/2006/relationships" xmlns:m="http://schemas.openxmlformats.org/officeDocument/2006/math" xmlns:v="urn:schemas-microsoft-com:vml" xmlns:wp14="http://schemas.microsoft.com/office/word/2010/wordprocessingDrawing" xmlns:wp="http://schemas.openxmlformats.org/drawingml/2006/wordprocessingDrawing" xmlns:w10="urn:schemas-microsoft-com:office:word" xmlns:w="http://schemas.openxmlformats.org/wordprocessingml/2006/main" xmlns:w14="http://schemas.microsoft.com/office/word/2010/wordml" xmlns:w15="http://schemas.microsoft.com/office/word/2012/wordml" xmlns:w16cex="http://schemas.microsoft.com/office/word/2018/wordml/cex" xmlns:w16cid="http://schemas.microsoft.com/office/word/2016/wordml/cid" xmlns:w16="http://schemas.microsoft.com/office/word/2018/wordml" xmlns:w16du="http://schemas.microsoft.com/office/word/2023/wordml/word16du" xmlns:w16sdtdh="http://schemas.microsoft.com/office/word/2020/wordml/sdtdatahash" xmlns:w16sdtfl="http://schemas.microsoft.com/office/word/2024/wordml/sdtformatlock" xmlns:w16se="http://schemas.microsoft.com/office/word/2015/wordml/symex" xmlns:wpg="http://schemas.microsoft.com/office/word/2010/wordprocessingGroup" xmlns:wpi="http://schemas.microsoft.com/office/word/2010/wordprocessingInk" xmlns:wne="http://schemas.microsoft.com/office/word/2006/wordml" xmlns:wps="http://schemas.microsoft.com/office/word/2010/wordprocessingShape" mc:Ignorable="w14 w15 w16se w16cid w16 w16cex w16sdtdh w16sdtfl w16du wp14">
+  <w:endnote w:type="separator" w:id="-1">
+    <w:p>
+      <w:pPr>
+        <w:spacing w:line="240" w:lineRule="auto"/>
+      </w:pPr>
+      <w:r>
+        <w:separator/>
+      </w:r>
+    </w:p>
+  </w:endnote>
+  <w:endnote w:type="continuationSeparator" w:id="0">
+    <w:p>
+      <w:pPr>
+        <w:spacing w:line="240" w:lineRule="auto"/>
+      </w:pPr>
+      <w:r>
+        <w:continuationSeparator/>
+      </w:r>
+    </w:p>
+  </w:endnote>
+</w:endnotes>
+</file>
+
+<file path=word/footnotes.xml><?xml version="1.0" encoding="utf-8"?>
+<w:footnotes xmlns:wpc="http://schemas.microsoft.com/office/word/2010/wordprocessingCanvas" xmlns:cx="http://schemas.microsoft.com/office/drawing/2014/chartex" xmlns:cx1="http://schemas.microsoft.com/office/drawing/2015/9/8/chartex" xmlns:cx2="http://schemas.microsoft.com/office/drawing/2015/10/21/chartex" xmlns:cx3="http://schemas.microsoft.com/office/drawing/2016/5/9/chartex" xmlns:cx4="http://schemas.microsoft.com/office/drawing/2016/5/10/chartex" xmlns:cx5="http://schemas.microsoft.com/office/drawing/2016/5/11/chartex" xmlns:cx6="http://schemas.microsoft.com/office/drawing/2016/5/12/chartex" xmlns:cx7="http://schemas.microsoft.com/office/drawing/2016/5/13/chartex" xmlns:cx8="http://schemas.microsoft.com/office/drawing/2016/5/14/chartex" xmlns:mc="http://schemas.openxmlformats.org/markup-compatibility/2006" xmlns:aink="http://schemas.microsoft.com/office/drawing/2016/ink" xmlns:am3d="http://schemas.microsoft.com/office/drawing/2017/model3d" xmlns:o="urn:schemas-microsoft-com:office:office" xmlns:oel="http://schemas.microsoft.com/office/2019/extlst" xmlns:r="http://schemas.openxmlformats.org/officeDocument/2006/relationships" xmlns:m="http://schemas.openxmlformats.org/officeDocument/2006/math" xmlns:v="urn:schemas-microsoft-com:vml" xmlns:wp14="http://schemas.microsoft.com/office/word/2010/wordprocessingDrawing" xmlns:wp="http://schemas.openxmlformats.org/drawingml/2006/wordprocessingDrawing" xmlns:w10="urn:schemas-microsoft-com:office:word" xmlns:w="http://schemas.openxmlformats.org/wordprocessingml/2006/main" xmlns:w14="http://schemas.microsoft.com/office/word/2010/wordml" xmlns:w15="http://schemas.microsoft.com/office/word/2012/wordml" xmlns:w16cex="http://schemas.microsoft.com/office/word/2018/wordml/cex" xmlns:w16cid="http://schemas.microsoft.com/office/word/2016/wordml/cid" xmlns:w16="http://schemas.microsoft.com/office/word/2018/wordml" xmlns:w16du="http://schemas.microsoft.com/office/word/2023/wordml/word16du" xmlns:w16sdtdh="http://schemas.microsoft.com/office/word/2020/wordml/sdtdatahash" xmlns:w16sdtfl="http://schemas.microsoft.com/office/word/2024/wordml/sdtformatlock" xmlns:w16se="http://schemas.microsoft.com/office/word/2015/wordml/symex" xmlns:wpg="http://schemas.microsoft.com/office/word/2010/wordprocessingGroup" xmlns:wpi="http://schemas.microsoft.com/office/word/2010/wordprocessingInk" xmlns:wne="http://schemas.microsoft.com/office/word/2006/wordml" xmlns:wps="http://schemas.microsoft.com/office/word/2010/wordprocessingShape" mc:Ignorable="w14 w15 w16se w16cid w16 w16cex w16sdtdh w16sdtfl w16du wp14">
+  <w:footnote w:type="separator" w:id="-1">
+    <w:p>
+      <w:pPr>
+        <w:spacing w:line="240" w:lineRule="auto"/>
+      </w:pPr>
+      <w:r>
+        <w:separator/>
+      </w:r>
+    </w:p>
+  </w:footnote>
+  <w:footnote w:type="continuationSeparator" w:id="0">
+    <w:p>
+      <w:pPr>
+        <w:spacing w:line="240" w:lineRule="auto"/>
+      </w:pPr>
+      <w:r>
+        <w:continuationSeparator/>
+      </w:r>
+    </w:p>
+  </w:footnote>
+</w:footnotes>
 </file>
 
 <file path=word/numbering.xml><?xml version="1.0" encoding="utf-8"?>
@@ -4441,6 +4904,46 @@
       <w:bCs/>
     </w:rPr>
   </w:style>
+  <w:style w:type="paragraph" w:styleId="af0">
+    <w:name w:val="endnote text"/>
+    <w:basedOn w:val="a"/>
+    <w:link w:val="af1"/>
+    <w:uiPriority w:val="99"/>
+    <w:semiHidden/>
+    <w:unhideWhenUsed/>
+    <w:rsid w:val="00F65E25"/>
+    <w:pPr>
+      <w:spacing w:line="240" w:lineRule="auto"/>
+    </w:pPr>
+    <w:rPr>
+      <w:sz w:val="20"/>
+      <w:szCs w:val="20"/>
+    </w:rPr>
+  </w:style>
+  <w:style w:type="character" w:customStyle="1" w:styleId="af1">
+    <w:name w:val="Текст концевой сноски Знак"/>
+    <w:basedOn w:val="a0"/>
+    <w:link w:val="af0"/>
+    <w:uiPriority w:val="99"/>
+    <w:semiHidden/>
+    <w:rsid w:val="00F65E25"/>
+    <w:rPr>
+      <w:rFonts w:ascii="Times New Roman" w:hAnsi="Times New Roman"/>
+      <w:sz w:val="20"/>
+      <w:szCs w:val="20"/>
+    </w:rPr>
+  </w:style>
+  <w:style w:type="character" w:styleId="af2">
+    <w:name w:val="endnote reference"/>
+    <w:basedOn w:val="a0"/>
+    <w:uiPriority w:val="99"/>
+    <w:semiHidden/>
+    <w:unhideWhenUsed/>
+    <w:rsid w:val="00F65E25"/>
+    <w:rPr>
+      <w:vertAlign w:val="superscript"/>
+    </w:rPr>
+  </w:style>
 </w:styles>
 </file>
 
